--- a/public/doc/emr/print_rajal_anak_perawat.docx
+++ b/public/doc/emr/print_rajal_anak_perawat.docx
@@ -138,7 +138,23 @@
                 <w:b/>
                 <w:szCs w:val="16"/>
               </w:rPr>
-              <w:t>Jl. Mayor Sunaryo No.37, Jetis, Sukoharjo 57512 Telp (0271) 593979</w:t>
+              <w:t xml:space="preserve">Jl. Mayor Sunaryo No.37, Jetis, </w:t>
+            </w:r>
+            <w:proofErr w:type="spellStart"/>
+            <w:r>
+              <w:rPr>
+                <w:b/>
+                <w:szCs w:val="16"/>
+              </w:rPr>
+              <w:t>Sukoharjo</w:t>
+            </w:r>
+            <w:proofErr w:type="spellEnd"/>
+            <w:r>
+              <w:rPr>
+                <w:b/>
+                <w:szCs w:val="16"/>
+              </w:rPr>
+              <w:t xml:space="preserve"> 57512 Telp (0271) 593979</w:t>
             </w:r>
             <w:r>
               <w:rPr>
@@ -147,12 +163,21 @@
               </w:rPr>
               <w:br/>
             </w:r>
+            <w:proofErr w:type="gramStart"/>
             <w:r>
               <w:rPr>
                 <w:b/>
                 <w:szCs w:val="16"/>
               </w:rPr>
-              <w:t xml:space="preserve">E-Mail : </w:t>
+              <w:t>E-Mail :</w:t>
+            </w:r>
+            <w:proofErr w:type="gramEnd"/>
+            <w:r>
+              <w:rPr>
+                <w:b/>
+                <w:szCs w:val="16"/>
+              </w:rPr>
+              <w:t xml:space="preserve"> </w:t>
             </w:r>
             <w:hyperlink r:id="rId9" w:history="1">
               <w:r>
@@ -171,7 +196,23 @@
                 <w:b/>
                 <w:szCs w:val="16"/>
               </w:rPr>
-              <w:t xml:space="preserve"> Website : </w:t>
+              <w:t xml:space="preserve"> </w:t>
+            </w:r>
+            <w:proofErr w:type="gramStart"/>
+            <w:r>
+              <w:rPr>
+                <w:b/>
+                <w:szCs w:val="16"/>
+              </w:rPr>
+              <w:t>Website :</w:t>
+            </w:r>
+            <w:proofErr w:type="gramEnd"/>
+            <w:r>
+              <w:rPr>
+                <w:b/>
+                <w:szCs w:val="16"/>
+              </w:rPr>
+              <w:t xml:space="preserve"> </w:t>
             </w:r>
             <w:hyperlink r:id="rId10" w:history="1">
               <w:r>
@@ -468,7 +509,47 @@
                 <w:sz w:val="26"/>
                 <w:szCs w:val="26"/>
               </w:rPr>
-              <w:t>RM 3 e 1</w:t>
+              <w:t xml:space="preserve">RM </w:t>
+            </w:r>
+            <w:r>
+              <w:rPr>
+                <w:b/>
+                <w:bCs/>
+                <w:noProof/>
+                <w:sz w:val="26"/>
+                <w:szCs w:val="26"/>
+              </w:rPr>
+              <w:t>0</w:t>
+            </w:r>
+            <w:r>
+              <w:rPr>
+                <w:b/>
+                <w:bCs/>
+                <w:noProof/>
+                <w:sz w:val="26"/>
+                <w:szCs w:val="26"/>
+              </w:rPr>
+              <w:t xml:space="preserve">3 e </w:t>
+            </w:r>
+            <w:r>
+              <w:rPr>
+                <w:b/>
+                <w:bCs/>
+                <w:noProof/>
+                <w:sz w:val="26"/>
+                <w:szCs w:val="26"/>
+              </w:rPr>
+              <w:t>1</w:t>
+            </w:r>
+            <w:r>
+              <w:rPr>
+                <w:b/>
+                <w:bCs/>
+                <w:noProof/>
+                <w:sz w:val="26"/>
+                <w:szCs w:val="26"/>
+              </w:rPr>
+              <w:t>1</w:t>
             </w:r>
           </w:p>
         </w:tc>
@@ -565,14 +646,21 @@
                 <w:lang w:val="en-ID"/>
               </w:rPr>
             </w:pPr>
+            <w:proofErr w:type="spellStart"/>
+            <w:proofErr w:type="gramStart"/>
             <w:r>
               <w:t>Tanggal</w:t>
             </w:r>
+            <w:proofErr w:type="spellEnd"/>
             <w:r>
               <w:t xml:space="preserve"> </w:t>
             </w:r>
             <w:r>
-              <w:t xml:space="preserve">: </w:t>
+              <w:t>:</w:t>
+            </w:r>
+            <w:proofErr w:type="gramEnd"/>
+            <w:r>
+              <w:t xml:space="preserve"> </w:t>
             </w:r>
             <w:r>
               <w:rPr>
@@ -614,6 +702,7 @@
                 <w:lang w:val="en-ID"/>
               </w:rPr>
             </w:pPr>
+            <w:proofErr w:type="gramStart"/>
             <w:r>
               <w:t>Jam</w:t>
             </w:r>
@@ -621,7 +710,11 @@
               <w:t xml:space="preserve"> </w:t>
             </w:r>
             <w:r>
-              <w:t xml:space="preserve">: </w:t>
+              <w:t>:</w:t>
+            </w:r>
+            <w:proofErr w:type="gramEnd"/>
+            <w:r>
+              <w:t xml:space="preserve"> </w:t>
             </w:r>
             <w:r>
               <w:rPr>
@@ -744,8 +837,13 @@
             <w:tcW w:w="2426" w:type="dxa"/>
           </w:tcPr>
           <w:p>
-            <w:r>
-              <w:t>Keluhan Utama</w:t>
+            <w:proofErr w:type="spellStart"/>
+            <w:r>
+              <w:t>Keluhan</w:t>
+            </w:r>
+            <w:proofErr w:type="spellEnd"/>
+            <w:r>
+              <w:t xml:space="preserve"> Utama</w:t>
             </w:r>
           </w:p>
         </w:tc>
@@ -791,8 +889,21 @@
           </w:tcPr>
           <w:p>
             <w:r>
-              <w:t>Riwayat Penyakit Sekarang</w:t>
-            </w:r>
+              <w:t xml:space="preserve">Riwayat </w:t>
+            </w:r>
+            <w:proofErr w:type="spellStart"/>
+            <w:r>
+              <w:t>Penyakit</w:t>
+            </w:r>
+            <w:proofErr w:type="spellEnd"/>
+            <w:r>
+              <w:t xml:space="preserve"> </w:t>
+            </w:r>
+            <w:proofErr w:type="spellStart"/>
+            <w:r>
+              <w:t>Sekarang</w:t>
+            </w:r>
+            <w:proofErr w:type="spellEnd"/>
           </w:p>
         </w:tc>
         <w:tc>
@@ -837,8 +948,21 @@
           </w:tcPr>
           <w:p>
             <w:r>
-              <w:t>Riwayat Penyakit Dahulu</w:t>
-            </w:r>
+              <w:t xml:space="preserve">Riwayat </w:t>
+            </w:r>
+            <w:proofErr w:type="spellStart"/>
+            <w:r>
+              <w:t>Penyakit</w:t>
+            </w:r>
+            <w:proofErr w:type="spellEnd"/>
+            <w:r>
+              <w:t xml:space="preserve"> </w:t>
+            </w:r>
+            <w:proofErr w:type="spellStart"/>
+            <w:r>
+              <w:t>Dahulu</w:t>
+            </w:r>
+            <w:proofErr w:type="spellEnd"/>
           </w:p>
         </w:tc>
         <w:tc>
@@ -883,8 +1007,21 @@
           </w:tcPr>
           <w:p>
             <w:r>
-              <w:t>Riwayat Penyakit Keluarga</w:t>
-            </w:r>
+              <w:t xml:space="preserve">Riwayat </w:t>
+            </w:r>
+            <w:proofErr w:type="spellStart"/>
+            <w:r>
+              <w:t>Penyakit</w:t>
+            </w:r>
+            <w:proofErr w:type="spellEnd"/>
+            <w:r>
+              <w:t xml:space="preserve"> </w:t>
+            </w:r>
+            <w:proofErr w:type="spellStart"/>
+            <w:r>
+              <w:t>Keluarga</w:t>
+            </w:r>
+            <w:proofErr w:type="spellEnd"/>
           </w:p>
         </w:tc>
         <w:tc>
@@ -929,7 +1066,15 @@
           </w:tcPr>
           <w:p>
             <w:r>
-              <w:t>Riwayat Tumbuh Kembang</w:t>
+              <w:t xml:space="preserve">Riwayat </w:t>
+            </w:r>
+            <w:proofErr w:type="spellStart"/>
+            <w:r>
+              <w:t>Tumbuh</w:t>
+            </w:r>
+            <w:proofErr w:type="spellEnd"/>
+            <w:r>
+              <w:t xml:space="preserve"> Kembang</w:t>
             </w:r>
           </w:p>
         </w:tc>
@@ -980,8 +1125,13 @@
           </w:tcPr>
           <w:p>
             <w:r>
-              <w:t>Riwayat Kelahiran</w:t>
-            </w:r>
+              <w:t xml:space="preserve">Riwayat </w:t>
+            </w:r>
+            <w:proofErr w:type="spellStart"/>
+            <w:r>
+              <w:t>Kelahiran</w:t>
+            </w:r>
+            <w:proofErr w:type="spellEnd"/>
           </w:p>
         </w:tc>
         <w:tc>
@@ -1030,9 +1180,19 @@
             <w:tcW w:w="2426" w:type="dxa"/>
           </w:tcPr>
           <w:p>
-            <w:r>
-              <w:t>Usia Kehamilan</w:t>
-            </w:r>
+            <w:proofErr w:type="spellStart"/>
+            <w:r>
+              <w:t>Usia</w:t>
+            </w:r>
+            <w:proofErr w:type="spellEnd"/>
+            <w:r>
+              <w:t xml:space="preserve"> </w:t>
+            </w:r>
+            <w:proofErr w:type="spellStart"/>
+            <w:r>
+              <w:t>Kehamilan</w:t>
+            </w:r>
+            <w:proofErr w:type="spellEnd"/>
           </w:p>
         </w:tc>
         <w:tc>
@@ -1081,9 +1241,11 @@
             <w:tcW w:w="2426" w:type="dxa"/>
           </w:tcPr>
           <w:p>
+            <w:proofErr w:type="spellStart"/>
             <w:r>
               <w:t>Persalinan</w:t>
             </w:r>
+            <w:proofErr w:type="spellEnd"/>
           </w:p>
         </w:tc>
         <w:tc>
@@ -1276,13 +1438,7 @@
               <w:rPr>
                 <w:sz w:val="17"/>
               </w:rPr>
-              <w:t>${</w:t>
-            </w:r>
-            <w:r>
-              <w:rPr>
-                <w:sz w:val="17"/>
-              </w:rPr>
-              <w:t>RIWAYAT_TUMBUH_KEMBANG_1</w:t>
+              <w:t>${RIWAYAT_TUMBUH_KEMBANG_1</w:t>
             </w:r>
             <w:r>
               <w:rPr>
@@ -1308,13 +1464,7 @@
               <w:rPr>
                 <w:sz w:val="17"/>
               </w:rPr>
-              <w:t>${RIWAYAT_TUMBUH_KEMBANG_</w:t>
-            </w:r>
-            <w:r>
-              <w:rPr>
-                <w:sz w:val="17"/>
-              </w:rPr>
-              <w:t>2</w:t>
+              <w:t>${RIWAYAT_TUMBUH_KEMBANG_2</w:t>
             </w:r>
             <w:r>
               <w:rPr>
@@ -1342,13 +1492,7 @@
               <w:rPr>
                 <w:sz w:val="17"/>
               </w:rPr>
-              <w:t>${</w:t>
-            </w:r>
-            <w:r>
-              <w:rPr>
-                <w:sz w:val="17"/>
-              </w:rPr>
-              <w:t>KELUHAN_TUMBUH_KEMBANG_SEKARANG</w:t>
+              <w:t>${KELUHAN_TUMBUH_KEMBANG_SEKARANG</w:t>
             </w:r>
             <w:r>
               <w:rPr>
@@ -1401,8 +1545,13 @@
             <w:tcW w:w="2802" w:type="dxa"/>
           </w:tcPr>
           <w:p>
-            <w:r>
-              <w:t>Keadaan Umum</w:t>
+            <w:proofErr w:type="spellStart"/>
+            <w:r>
+              <w:t>Keadaan</w:t>
+            </w:r>
+            <w:proofErr w:type="spellEnd"/>
+            <w:r>
+              <w:t xml:space="preserve"> Umum</w:t>
             </w:r>
           </w:p>
         </w:tc>
@@ -1437,8 +1586,13 @@
             <w:tcW w:w="2802" w:type="dxa"/>
           </w:tcPr>
           <w:p>
-            <w:r>
-              <w:t>Tekanan Darah</w:t>
+            <w:proofErr w:type="spellStart"/>
+            <w:r>
+              <w:t>Tekanan</w:t>
+            </w:r>
+            <w:proofErr w:type="spellEnd"/>
+            <w:r>
+              <w:t xml:space="preserve"> Darah</w:t>
             </w:r>
           </w:p>
         </w:tc>
@@ -1478,8 +1632,13 @@
             <w:pPr>
               <w:ind w:right="-105"/>
             </w:pPr>
-            <w:r>
-              <w:t>Saturasi O</w:t>
+            <w:proofErr w:type="spellStart"/>
+            <w:r>
+              <w:t>Saturasi</w:t>
+            </w:r>
+            <w:proofErr w:type="spellEnd"/>
+            <w:r>
+              <w:t xml:space="preserve"> O</w:t>
             </w:r>
             <w:r>
               <w:rPr>
@@ -1520,8 +1679,13 @@
             <w:tcW w:w="2802" w:type="dxa"/>
           </w:tcPr>
           <w:p>
-            <w:r>
-              <w:t>Frekuensi Nadi</w:t>
+            <w:proofErr w:type="spellStart"/>
+            <w:r>
+              <w:t>Frekuensi</w:t>
+            </w:r>
+            <w:proofErr w:type="spellEnd"/>
+            <w:r>
+              <w:t xml:space="preserve"> Nadi</w:t>
             </w:r>
           </w:p>
         </w:tc>
@@ -1596,8 +1760,13 @@
             <w:tcW w:w="2802" w:type="dxa"/>
           </w:tcPr>
           <w:p>
-            <w:r>
-              <w:t>Frekuensi Nafas</w:t>
+            <w:proofErr w:type="spellStart"/>
+            <w:r>
+              <w:t>Frekuensi</w:t>
+            </w:r>
+            <w:proofErr w:type="spellEnd"/>
+            <w:r>
+              <w:t xml:space="preserve"> Nafas</w:t>
             </w:r>
           </w:p>
         </w:tc>
@@ -1672,9 +1841,11 @@
             <w:tcW w:w="2802" w:type="dxa"/>
           </w:tcPr>
           <w:p>
+            <w:proofErr w:type="spellStart"/>
             <w:r>
               <w:t>Suhu</w:t>
             </w:r>
+            <w:proofErr w:type="spellEnd"/>
           </w:p>
         </w:tc>
         <w:tc>
@@ -2064,6 +2235,7 @@
                 <w:szCs w:val="20"/>
               </w:rPr>
             </w:pPr>
+            <w:proofErr w:type="spellStart"/>
             <w:r>
               <w:rPr>
                 <w:b/>
@@ -2071,8 +2243,29 @@
                 <w:sz w:val="20"/>
                 <w:szCs w:val="20"/>
               </w:rPr>
-              <w:t>Kebutuhan Edukasi</w:t>
-            </w:r>
+              <w:t>Kebutuhan</w:t>
+            </w:r>
+            <w:proofErr w:type="spellEnd"/>
+            <w:r>
+              <w:rPr>
+                <w:b/>
+                <w:bCs/>
+                <w:sz w:val="20"/>
+                <w:szCs w:val="20"/>
+              </w:rPr>
+              <w:t xml:space="preserve"> </w:t>
+            </w:r>
+            <w:proofErr w:type="spellStart"/>
+            <w:r>
+              <w:rPr>
+                <w:b/>
+                <w:bCs/>
+                <w:sz w:val="20"/>
+                <w:szCs w:val="20"/>
+              </w:rPr>
+              <w:t>Edukasi</w:t>
+            </w:r>
+            <w:proofErr w:type="spellEnd"/>
           </w:p>
         </w:tc>
       </w:tr>
@@ -2284,6 +2477,7 @@
                 <w:lang w:val="en-ID"/>
               </w:rPr>
             </w:pPr>
+            <w:proofErr w:type="spellStart"/>
             <w:r>
               <w:rPr>
                 <w:b/>
@@ -2291,6 +2485,7 @@
               </w:rPr>
               <w:t>Mandiri</w:t>
             </w:r>
+            <w:proofErr w:type="spellEnd"/>
           </w:p>
         </w:tc>
         <w:tc>
@@ -2305,6 +2500,7 @@
                 <w:lang w:val="en-ID"/>
               </w:rPr>
             </w:pPr>
+            <w:proofErr w:type="spellStart"/>
             <w:r>
               <w:rPr>
                 <w:b/>
@@ -2313,6 +2509,7 @@
               </w:rPr>
               <w:t>Kolaborasi</w:t>
             </w:r>
+            <w:proofErr w:type="spellEnd"/>
           </w:p>
         </w:tc>
       </w:tr>
@@ -2658,8 +2855,33 @@
                 <w:b/>
                 <w:bCs/>
               </w:rPr>
-              <w:t>Yang Melakukan Pengkajian</w:t>
-            </w:r>
+              <w:t xml:space="preserve">Yang </w:t>
+            </w:r>
+            <w:proofErr w:type="spellStart"/>
+            <w:r>
+              <w:rPr>
+                <w:b/>
+                <w:bCs/>
+              </w:rPr>
+              <w:t>Melakukan</w:t>
+            </w:r>
+            <w:proofErr w:type="spellEnd"/>
+            <w:r>
+              <w:rPr>
+                <w:b/>
+                <w:bCs/>
+              </w:rPr>
+              <w:t xml:space="preserve"> </w:t>
+            </w:r>
+            <w:proofErr w:type="spellStart"/>
+            <w:r>
+              <w:rPr>
+                <w:b/>
+                <w:bCs/>
+              </w:rPr>
+              <w:t>Pengkajian</w:t>
+            </w:r>
+            <w:proofErr w:type="spellEnd"/>
           </w:p>
           <w:p>
             <w:pPr>
@@ -2669,6 +2891,7 @@
                 <w:bCs/>
               </w:rPr>
             </w:pPr>
+            <w:proofErr w:type="spellStart"/>
             <w:r>
               <w:rPr>
                 <w:b/>
@@ -2676,6 +2899,7 @@
               </w:rPr>
               <w:t>Perawat</w:t>
             </w:r>
+            <w:proofErr w:type="spellEnd"/>
           </w:p>
           <w:p>
             <w:pPr>
@@ -2706,6 +2930,7 @@
             <w:pPr>
               <w:jc w:val="center"/>
             </w:pPr>
+            <w:proofErr w:type="gramStart"/>
             <w:r>
               <w:t xml:space="preserve">( </w:t>
             </w:r>
@@ -2713,14 +2938,22 @@
               <w:rPr>
                 <w:u w:val="single"/>
               </w:rPr>
-              <w:t>${</w:t>
-            </w:r>
+              <w:t>$</w:t>
+            </w:r>
+            <w:proofErr w:type="gramEnd"/>
             <w:r>
               <w:rPr>
                 <w:u w:val="single"/>
               </w:rPr>
+              <w:t>{</w:t>
+            </w:r>
+            <w:r>
+              <w:rPr>
+                <w:u w:val="single"/>
+              </w:rPr>
               <w:t>NAMA_PERAWAT_FINALISASI</w:t>
             </w:r>
+            <w:proofErr w:type="gramStart"/>
             <w:r>
               <w:rPr>
                 <w:u w:val="single"/>
@@ -2730,6 +2963,7 @@
             <w:r>
               <w:t xml:space="preserve"> )</w:t>
             </w:r>
+            <w:proofErr w:type="gramEnd"/>
           </w:p>
           <w:p>
             <w:pPr>
@@ -2746,8 +2980,18 @@
                 <w:szCs w:val="18"/>
                 <w:lang w:val="en-ID"/>
               </w:rPr>
-              <w:t>Tanda Tangan dan Nama Lengkap</w:t>
-            </w:r>
+              <w:t xml:space="preserve">Tanda Tangan dan Nama </w:t>
+            </w:r>
+            <w:proofErr w:type="spellStart"/>
+            <w:r>
+              <w:rPr>
+                <w:sz w:val="14"/>
+                <w:szCs w:val="18"/>
+                <w:lang w:val="en-ID"/>
+              </w:rPr>
+              <w:t>Lengkap</w:t>
+            </w:r>
+            <w:proofErr w:type="spellEnd"/>
           </w:p>
           <w:p>
             <w:pPr>
@@ -2933,6 +3177,7 @@
                 </mc:Fallback>
               </mc:AlternateContent>
             </w:r>
+            <w:proofErr w:type="spellStart"/>
             <w:r>
               <w:rPr>
                 <w:b/>
@@ -2940,6 +3185,7 @@
               </w:rPr>
               <w:t>Verifikasi</w:t>
             </w:r>
+            <w:proofErr w:type="spellEnd"/>
           </w:p>
           <w:p>
             <w:pPr>
@@ -2986,6 +3232,7 @@
             <w:pPr>
               <w:jc w:val="center"/>
             </w:pPr>
+            <w:proofErr w:type="gramStart"/>
             <w:r>
               <w:t xml:space="preserve">( </w:t>
             </w:r>
@@ -2993,14 +3240,22 @@
               <w:rPr>
                 <w:u w:val="single"/>
               </w:rPr>
-              <w:t>${</w:t>
-            </w:r>
+              <w:t>$</w:t>
+            </w:r>
+            <w:proofErr w:type="gramEnd"/>
             <w:r>
               <w:rPr>
                 <w:u w:val="single"/>
               </w:rPr>
+              <w:t>{</w:t>
+            </w:r>
+            <w:r>
+              <w:rPr>
+                <w:u w:val="single"/>
+              </w:rPr>
               <w:t>NAMA_DOKTER_FINALISASI</w:t>
             </w:r>
+            <w:proofErr w:type="gramStart"/>
             <w:r>
               <w:rPr>
                 <w:u w:val="single"/>
@@ -3010,6 +3265,7 @@
             <w:r>
               <w:t xml:space="preserve"> )</w:t>
             </w:r>
+            <w:proofErr w:type="gramEnd"/>
           </w:p>
           <w:p>
             <w:pPr>
@@ -3026,8 +3282,18 @@
                 <w:szCs w:val="18"/>
                 <w:lang w:val="en-ID"/>
               </w:rPr>
-              <w:t>Tanda Tangan dan Nama Lengkap</w:t>
-            </w:r>
+              <w:t xml:space="preserve">Tanda Tangan dan Nama </w:t>
+            </w:r>
+            <w:proofErr w:type="spellStart"/>
+            <w:r>
+              <w:rPr>
+                <w:sz w:val="14"/>
+                <w:szCs w:val="18"/>
+                <w:lang w:val="en-ID"/>
+              </w:rPr>
+              <w:t>Lengkap</w:t>
+            </w:r>
+            <w:proofErr w:type="spellEnd"/>
           </w:p>
           <w:p>
             <w:pPr>
@@ -3150,26 +3416,7 @@
         <w:sz w:val="16"/>
         <w:szCs w:val="20"/>
       </w:rPr>
-      <w:t>Formulir ini dicetak pada ${</w:t>
-    </w:r>
-    <w:r>
-      <w:rPr>
-        <w:i/>
-        <w:iCs/>
-        <w:sz w:val="16"/>
-        <w:szCs w:val="20"/>
-        <w:lang w:val="en-ID"/>
-      </w:rPr>
-      <w:t>TANGGAL_CETAK</w:t>
-    </w:r>
-    <w:r>
-      <w:rPr>
-        <w:i/>
-        <w:iCs/>
-        <w:sz w:val="16"/>
-        <w:szCs w:val="20"/>
-      </w:rPr>
-      <w:t>}</w:t>
+      <w:t>Rev. 1/2026</w:t>
     </w:r>
   </w:p>
 </w:ftr>

--- a/public/doc/emr/print_rajal_anak_perawat.docx
+++ b/public/doc/emr/print_rajal_anak_perawat.docx
@@ -138,46 +138,21 @@
                 <w:b/>
                 <w:szCs w:val="16"/>
               </w:rPr>
-              <w:t xml:space="preserve">Jl. Mayor Sunaryo No.37, Jetis, </w:t>
-            </w:r>
-            <w:proofErr w:type="spellStart"/>
+              <w:t>Jl. Mayor Sunaryo No.37, Jetis, Sukoharjo 57512 Telp (0271) 593979</w:t>
+            </w:r>
+            <w:r>
+              <w:rPr>
+                <w:b/>
+                <w:sz w:val="22"/>
+              </w:rPr>
+              <w:br/>
+            </w:r>
             <w:r>
               <w:rPr>
                 <w:b/>
                 <w:szCs w:val="16"/>
               </w:rPr>
-              <w:t>Sukoharjo</w:t>
-            </w:r>
-            <w:proofErr w:type="spellEnd"/>
-            <w:r>
-              <w:rPr>
-                <w:b/>
-                <w:szCs w:val="16"/>
-              </w:rPr>
-              <w:t xml:space="preserve"> 57512 Telp (0271) 593979</w:t>
-            </w:r>
-            <w:r>
-              <w:rPr>
-                <w:b/>
-                <w:sz w:val="22"/>
-              </w:rPr>
-              <w:br/>
-            </w:r>
-            <w:proofErr w:type="gramStart"/>
-            <w:r>
-              <w:rPr>
-                <w:b/>
-                <w:szCs w:val="16"/>
-              </w:rPr>
-              <w:t>E-Mail :</w:t>
-            </w:r>
-            <w:proofErr w:type="gramEnd"/>
-            <w:r>
-              <w:rPr>
-                <w:b/>
-                <w:szCs w:val="16"/>
-              </w:rPr>
-              <w:t xml:space="preserve"> </w:t>
+              <w:t xml:space="preserve">E-Mail : </w:t>
             </w:r>
             <w:hyperlink r:id="rId9" w:history="1">
               <w:r>
@@ -196,23 +171,7 @@
                 <w:b/>
                 <w:szCs w:val="16"/>
               </w:rPr>
-              <w:t xml:space="preserve"> </w:t>
-            </w:r>
-            <w:proofErr w:type="gramStart"/>
-            <w:r>
-              <w:rPr>
-                <w:b/>
-                <w:szCs w:val="16"/>
-              </w:rPr>
-              <w:t>Website :</w:t>
-            </w:r>
-            <w:proofErr w:type="gramEnd"/>
-            <w:r>
-              <w:rPr>
-                <w:b/>
-                <w:szCs w:val="16"/>
-              </w:rPr>
-              <w:t xml:space="preserve"> </w:t>
+              <w:t xml:space="preserve"> Website : </w:t>
             </w:r>
             <w:hyperlink r:id="rId10" w:history="1">
               <w:r>
@@ -576,7 +535,23 @@
                 <w:color w:val="FFFFFF" w:themeColor="background1"/>
                 <w:sz w:val="26"/>
               </w:rPr>
-              <w:t xml:space="preserve">PENGKAJIAN RAWAT </w:t>
+              <w:t>PENGKAJIAN</w:t>
+            </w:r>
+            <w:r>
+              <w:rPr>
+                <w:b/>
+                <w:color w:val="FFFFFF" w:themeColor="background1"/>
+                <w:sz w:val="26"/>
+              </w:rPr>
+              <w:t xml:space="preserve"> AWAL</w:t>
+            </w:r>
+            <w:r>
+              <w:rPr>
+                <w:b/>
+                <w:color w:val="FFFFFF" w:themeColor="background1"/>
+                <w:sz w:val="26"/>
+              </w:rPr>
+              <w:t xml:space="preserve"> RAWAT </w:t>
             </w:r>
             <w:r>
               <w:rPr>
@@ -646,21 +621,14 @@
                 <w:lang w:val="en-ID"/>
               </w:rPr>
             </w:pPr>
-            <w:proofErr w:type="spellStart"/>
-            <w:proofErr w:type="gramStart"/>
             <w:r>
               <w:t>Tanggal</w:t>
             </w:r>
-            <w:proofErr w:type="spellEnd"/>
             <w:r>
               <w:t xml:space="preserve"> </w:t>
             </w:r>
             <w:r>
-              <w:t>:</w:t>
-            </w:r>
-            <w:proofErr w:type="gramEnd"/>
-            <w:r>
-              <w:t xml:space="preserve"> </w:t>
+              <w:t xml:space="preserve">: </w:t>
             </w:r>
             <w:r>
               <w:rPr>
@@ -702,7 +670,6 @@
                 <w:lang w:val="en-ID"/>
               </w:rPr>
             </w:pPr>
-            <w:proofErr w:type="gramStart"/>
             <w:r>
               <w:t>Jam</w:t>
             </w:r>
@@ -710,11 +677,7 @@
               <w:t xml:space="preserve"> </w:t>
             </w:r>
             <w:r>
-              <w:t>:</w:t>
-            </w:r>
-            <w:proofErr w:type="gramEnd"/>
-            <w:r>
-              <w:t xml:space="preserve"> </w:t>
+              <w:t xml:space="preserve">: </w:t>
             </w:r>
             <w:r>
               <w:rPr>
@@ -837,13 +800,8 @@
             <w:tcW w:w="2426" w:type="dxa"/>
           </w:tcPr>
           <w:p>
-            <w:proofErr w:type="spellStart"/>
-            <w:r>
-              <w:t>Keluhan</w:t>
-            </w:r>
-            <w:proofErr w:type="spellEnd"/>
-            <w:r>
-              <w:t xml:space="preserve"> Utama</w:t>
+            <w:r>
+              <w:t>Keluhan Utama</w:t>
             </w:r>
           </w:p>
         </w:tc>
@@ -889,21 +847,8 @@
           </w:tcPr>
           <w:p>
             <w:r>
-              <w:t xml:space="preserve">Riwayat </w:t>
-            </w:r>
-            <w:proofErr w:type="spellStart"/>
-            <w:r>
-              <w:t>Penyakit</w:t>
-            </w:r>
-            <w:proofErr w:type="spellEnd"/>
-            <w:r>
-              <w:t xml:space="preserve"> </w:t>
-            </w:r>
-            <w:proofErr w:type="spellStart"/>
-            <w:r>
-              <w:t>Sekarang</w:t>
-            </w:r>
-            <w:proofErr w:type="spellEnd"/>
+              <w:t>Riwayat Penyakit Sekarang</w:t>
+            </w:r>
           </w:p>
         </w:tc>
         <w:tc>
@@ -948,21 +893,8 @@
           </w:tcPr>
           <w:p>
             <w:r>
-              <w:t xml:space="preserve">Riwayat </w:t>
-            </w:r>
-            <w:proofErr w:type="spellStart"/>
-            <w:r>
-              <w:t>Penyakit</w:t>
-            </w:r>
-            <w:proofErr w:type="spellEnd"/>
-            <w:r>
-              <w:t xml:space="preserve"> </w:t>
-            </w:r>
-            <w:proofErr w:type="spellStart"/>
-            <w:r>
-              <w:t>Dahulu</w:t>
-            </w:r>
-            <w:proofErr w:type="spellEnd"/>
+              <w:t>Riwayat Penyakit Dahulu</w:t>
+            </w:r>
           </w:p>
         </w:tc>
         <w:tc>
@@ -1007,21 +939,8 @@
           </w:tcPr>
           <w:p>
             <w:r>
-              <w:t xml:space="preserve">Riwayat </w:t>
-            </w:r>
-            <w:proofErr w:type="spellStart"/>
-            <w:r>
-              <w:t>Penyakit</w:t>
-            </w:r>
-            <w:proofErr w:type="spellEnd"/>
-            <w:r>
-              <w:t xml:space="preserve"> </w:t>
-            </w:r>
-            <w:proofErr w:type="spellStart"/>
-            <w:r>
-              <w:t>Keluarga</w:t>
-            </w:r>
-            <w:proofErr w:type="spellEnd"/>
+              <w:t>Riwayat Penyakit Keluarga</w:t>
+            </w:r>
           </w:p>
         </w:tc>
         <w:tc>
@@ -1066,15 +985,7 @@
           </w:tcPr>
           <w:p>
             <w:r>
-              <w:t xml:space="preserve">Riwayat </w:t>
-            </w:r>
-            <w:proofErr w:type="spellStart"/>
-            <w:r>
-              <w:t>Tumbuh</w:t>
-            </w:r>
-            <w:proofErr w:type="spellEnd"/>
-            <w:r>
-              <w:t xml:space="preserve"> Kembang</w:t>
+              <w:t>Riwayat Tumbuh Kembang</w:t>
             </w:r>
           </w:p>
         </w:tc>
@@ -1125,13 +1036,8 @@
           </w:tcPr>
           <w:p>
             <w:r>
-              <w:t xml:space="preserve">Riwayat </w:t>
-            </w:r>
-            <w:proofErr w:type="spellStart"/>
-            <w:r>
-              <w:t>Kelahiran</w:t>
-            </w:r>
-            <w:proofErr w:type="spellEnd"/>
+              <w:t>Riwayat Kelahiran</w:t>
+            </w:r>
           </w:p>
         </w:tc>
         <w:tc>
@@ -1180,19 +1086,9 @@
             <w:tcW w:w="2426" w:type="dxa"/>
           </w:tcPr>
           <w:p>
-            <w:proofErr w:type="spellStart"/>
-            <w:r>
-              <w:t>Usia</w:t>
-            </w:r>
-            <w:proofErr w:type="spellEnd"/>
-            <w:r>
-              <w:t xml:space="preserve"> </w:t>
-            </w:r>
-            <w:proofErr w:type="spellStart"/>
-            <w:r>
-              <w:t>Kehamilan</w:t>
-            </w:r>
-            <w:proofErr w:type="spellEnd"/>
+            <w:r>
+              <w:t>Usia Kehamilan</w:t>
+            </w:r>
           </w:p>
         </w:tc>
         <w:tc>
@@ -1241,11 +1137,9 @@
             <w:tcW w:w="2426" w:type="dxa"/>
           </w:tcPr>
           <w:p>
-            <w:proofErr w:type="spellStart"/>
             <w:r>
               <w:t>Persalinan</w:t>
             </w:r>
-            <w:proofErr w:type="spellEnd"/>
           </w:p>
         </w:tc>
         <w:tc>
@@ -1545,13 +1439,8 @@
             <w:tcW w:w="2802" w:type="dxa"/>
           </w:tcPr>
           <w:p>
-            <w:proofErr w:type="spellStart"/>
-            <w:r>
-              <w:t>Keadaan</w:t>
-            </w:r>
-            <w:proofErr w:type="spellEnd"/>
-            <w:r>
-              <w:t xml:space="preserve"> Umum</w:t>
+            <w:r>
+              <w:t>Keadaan Umum</w:t>
             </w:r>
           </w:p>
         </w:tc>
@@ -1586,13 +1475,8 @@
             <w:tcW w:w="2802" w:type="dxa"/>
           </w:tcPr>
           <w:p>
-            <w:proofErr w:type="spellStart"/>
-            <w:r>
-              <w:t>Tekanan</w:t>
-            </w:r>
-            <w:proofErr w:type="spellEnd"/>
-            <w:r>
-              <w:t xml:space="preserve"> Darah</w:t>
+            <w:r>
+              <w:t>Tekanan Darah</w:t>
             </w:r>
           </w:p>
         </w:tc>
@@ -1632,13 +1516,8 @@
             <w:pPr>
               <w:ind w:right="-105"/>
             </w:pPr>
-            <w:proofErr w:type="spellStart"/>
-            <w:r>
-              <w:t>Saturasi</w:t>
-            </w:r>
-            <w:proofErr w:type="spellEnd"/>
-            <w:r>
-              <w:t xml:space="preserve"> O</w:t>
+            <w:r>
+              <w:t>Saturasi O</w:t>
             </w:r>
             <w:r>
               <w:rPr>
@@ -1679,13 +1558,8 @@
             <w:tcW w:w="2802" w:type="dxa"/>
           </w:tcPr>
           <w:p>
-            <w:proofErr w:type="spellStart"/>
-            <w:r>
-              <w:t>Frekuensi</w:t>
-            </w:r>
-            <w:proofErr w:type="spellEnd"/>
-            <w:r>
-              <w:t xml:space="preserve"> Nadi</w:t>
+            <w:r>
+              <w:t>Frekuensi Nadi</w:t>
             </w:r>
           </w:p>
         </w:tc>
@@ -1760,13 +1634,8 @@
             <w:tcW w:w="2802" w:type="dxa"/>
           </w:tcPr>
           <w:p>
-            <w:proofErr w:type="spellStart"/>
-            <w:r>
-              <w:t>Frekuensi</w:t>
-            </w:r>
-            <w:proofErr w:type="spellEnd"/>
-            <w:r>
-              <w:t xml:space="preserve"> Nafas</w:t>
+            <w:r>
+              <w:t>Frekuensi Nafas</w:t>
             </w:r>
           </w:p>
         </w:tc>
@@ -1841,11 +1710,9 @@
             <w:tcW w:w="2802" w:type="dxa"/>
           </w:tcPr>
           <w:p>
-            <w:proofErr w:type="spellStart"/>
             <w:r>
               <w:t>Suhu</w:t>
             </w:r>
-            <w:proofErr w:type="spellEnd"/>
           </w:p>
         </w:tc>
         <w:tc>
@@ -2235,7 +2102,6 @@
                 <w:szCs w:val="20"/>
               </w:rPr>
             </w:pPr>
-            <w:proofErr w:type="spellStart"/>
             <w:r>
               <w:rPr>
                 <w:b/>
@@ -2243,29 +2109,8 @@
                 <w:sz w:val="20"/>
                 <w:szCs w:val="20"/>
               </w:rPr>
-              <w:t>Kebutuhan</w:t>
-            </w:r>
-            <w:proofErr w:type="spellEnd"/>
-            <w:r>
-              <w:rPr>
-                <w:b/>
-                <w:bCs/>
-                <w:sz w:val="20"/>
-                <w:szCs w:val="20"/>
-              </w:rPr>
-              <w:t xml:space="preserve"> </w:t>
-            </w:r>
-            <w:proofErr w:type="spellStart"/>
-            <w:r>
-              <w:rPr>
-                <w:b/>
-                <w:bCs/>
-                <w:sz w:val="20"/>
-                <w:szCs w:val="20"/>
-              </w:rPr>
-              <w:t>Edukasi</w:t>
-            </w:r>
-            <w:proofErr w:type="spellEnd"/>
+              <w:t>Kebutuhan Edukasi</w:t>
+            </w:r>
           </w:p>
         </w:tc>
       </w:tr>
@@ -2477,7 +2322,6 @@
                 <w:lang w:val="en-ID"/>
               </w:rPr>
             </w:pPr>
-            <w:proofErr w:type="spellStart"/>
             <w:r>
               <w:rPr>
                 <w:b/>
@@ -2485,7 +2329,6 @@
               </w:rPr>
               <w:t>Mandiri</w:t>
             </w:r>
-            <w:proofErr w:type="spellEnd"/>
           </w:p>
         </w:tc>
         <w:tc>
@@ -2500,7 +2343,6 @@
                 <w:lang w:val="en-ID"/>
               </w:rPr>
             </w:pPr>
-            <w:proofErr w:type="spellStart"/>
             <w:r>
               <w:rPr>
                 <w:b/>
@@ -2509,7 +2351,6 @@
               </w:rPr>
               <w:t>Kolaborasi</w:t>
             </w:r>
-            <w:proofErr w:type="spellEnd"/>
           </w:p>
         </w:tc>
       </w:tr>
@@ -2855,33 +2696,8 @@
                 <w:b/>
                 <w:bCs/>
               </w:rPr>
-              <w:t xml:space="preserve">Yang </w:t>
-            </w:r>
-            <w:proofErr w:type="spellStart"/>
-            <w:r>
-              <w:rPr>
-                <w:b/>
-                <w:bCs/>
-              </w:rPr>
-              <w:t>Melakukan</w:t>
-            </w:r>
-            <w:proofErr w:type="spellEnd"/>
-            <w:r>
-              <w:rPr>
-                <w:b/>
-                <w:bCs/>
-              </w:rPr>
-              <w:t xml:space="preserve"> </w:t>
-            </w:r>
-            <w:proofErr w:type="spellStart"/>
-            <w:r>
-              <w:rPr>
-                <w:b/>
-                <w:bCs/>
-              </w:rPr>
-              <w:t>Pengkajian</w:t>
-            </w:r>
-            <w:proofErr w:type="spellEnd"/>
+              <w:t>Yang Melakukan Pengkajian</w:t>
+            </w:r>
           </w:p>
           <w:p>
             <w:pPr>
@@ -2891,7 +2707,6 @@
                 <w:bCs/>
               </w:rPr>
             </w:pPr>
-            <w:proofErr w:type="spellStart"/>
             <w:r>
               <w:rPr>
                 <w:b/>
@@ -2899,7 +2714,6 @@
               </w:rPr>
               <w:t>Perawat</w:t>
             </w:r>
-            <w:proofErr w:type="spellEnd"/>
           </w:p>
           <w:p>
             <w:pPr>
@@ -2930,7 +2744,6 @@
             <w:pPr>
               <w:jc w:val="center"/>
             </w:pPr>
-            <w:proofErr w:type="gramStart"/>
             <w:r>
               <w:t xml:space="preserve">( </w:t>
             </w:r>
@@ -2938,32 +2751,23 @@
               <w:rPr>
                 <w:u w:val="single"/>
               </w:rPr>
-              <w:t>$</w:t>
-            </w:r>
-            <w:proofErr w:type="gramEnd"/>
+              <w:t>${</w:t>
+            </w:r>
             <w:r>
               <w:rPr>
                 <w:u w:val="single"/>
               </w:rPr>
-              <w:t>{</w:t>
+              <w:t>NAMA_PERAWAT_FINALISASI</w:t>
             </w:r>
             <w:r>
               <w:rPr>
                 <w:u w:val="single"/>
               </w:rPr>
-              <w:t>NAMA_PERAWAT_FINALISASI</w:t>
-            </w:r>
-            <w:proofErr w:type="gramStart"/>
-            <w:r>
-              <w:rPr>
-                <w:u w:val="single"/>
-              </w:rPr>
               <w:t>}</w:t>
             </w:r>
             <w:r>
               <w:t xml:space="preserve"> )</w:t>
             </w:r>
-            <w:proofErr w:type="gramEnd"/>
           </w:p>
           <w:p>
             <w:pPr>
@@ -2980,18 +2784,8 @@
                 <w:szCs w:val="18"/>
                 <w:lang w:val="en-ID"/>
               </w:rPr>
-              <w:t xml:space="preserve">Tanda Tangan dan Nama </w:t>
-            </w:r>
-            <w:proofErr w:type="spellStart"/>
-            <w:r>
-              <w:rPr>
-                <w:sz w:val="14"/>
-                <w:szCs w:val="18"/>
-                <w:lang w:val="en-ID"/>
-              </w:rPr>
-              <w:t>Lengkap</w:t>
-            </w:r>
-            <w:proofErr w:type="spellEnd"/>
+              <w:t>Tanda Tangan dan Nama Lengkap</w:t>
+            </w:r>
           </w:p>
           <w:p>
             <w:pPr>
@@ -3177,7 +2971,6 @@
                 </mc:Fallback>
               </mc:AlternateContent>
             </w:r>
-            <w:proofErr w:type="spellStart"/>
             <w:r>
               <w:rPr>
                 <w:b/>
@@ -3185,7 +2978,6 @@
               </w:rPr>
               <w:t>Verifikasi</w:t>
             </w:r>
-            <w:proofErr w:type="spellEnd"/>
           </w:p>
           <w:p>
             <w:pPr>
@@ -3232,7 +3024,6 @@
             <w:pPr>
               <w:jc w:val="center"/>
             </w:pPr>
-            <w:proofErr w:type="gramStart"/>
             <w:r>
               <w:t xml:space="preserve">( </w:t>
             </w:r>
@@ -3240,32 +3031,23 @@
               <w:rPr>
                 <w:u w:val="single"/>
               </w:rPr>
-              <w:t>$</w:t>
-            </w:r>
-            <w:proofErr w:type="gramEnd"/>
+              <w:t>${</w:t>
+            </w:r>
             <w:r>
               <w:rPr>
                 <w:u w:val="single"/>
               </w:rPr>
-              <w:t>{</w:t>
+              <w:t>NAMA_DOKTER_FINALISASI</w:t>
             </w:r>
             <w:r>
               <w:rPr>
                 <w:u w:val="single"/>
               </w:rPr>
-              <w:t>NAMA_DOKTER_FINALISASI</w:t>
-            </w:r>
-            <w:proofErr w:type="gramStart"/>
-            <w:r>
-              <w:rPr>
-                <w:u w:val="single"/>
-              </w:rPr>
               <w:t>}</w:t>
             </w:r>
             <w:r>
               <w:t xml:space="preserve"> )</w:t>
             </w:r>
-            <w:proofErr w:type="gramEnd"/>
           </w:p>
           <w:p>
             <w:pPr>
@@ -3282,18 +3064,8 @@
                 <w:szCs w:val="18"/>
                 <w:lang w:val="en-ID"/>
               </w:rPr>
-              <w:t xml:space="preserve">Tanda Tangan dan Nama </w:t>
-            </w:r>
-            <w:proofErr w:type="spellStart"/>
-            <w:r>
-              <w:rPr>
-                <w:sz w:val="14"/>
-                <w:szCs w:val="18"/>
-                <w:lang w:val="en-ID"/>
-              </w:rPr>
-              <w:t>Lengkap</w:t>
-            </w:r>
-            <w:proofErr w:type="spellEnd"/>
+              <w:t>Tanda Tangan dan Nama Lengkap</w:t>
+            </w:r>
           </w:p>
           <w:p>
             <w:pPr>
